--- a/Текст выступления.docx
+++ b/Текст выступления.docx
@@ -4,145 +4,205 @@
   <w:body>
     <w:p>
       <w:r>
-        <w:t>[Слайд 1: Титульный]</w:t>
-      </w:r>
-    </w:p>
-    <w:p>
-      <w:r>
-        <w:t>Здравствуйте</w:t>
-      </w:r>
-      <w:r>
-        <w:t xml:space="preserve">, </w:t>
-      </w:r>
-      <w:r>
-        <w:t>м</w:t>
-      </w:r>
-      <w:r>
-        <w:t xml:space="preserve">еня зовут </w:t>
-      </w:r>
-      <w:proofErr w:type="spellStart"/>
-      <w:r>
-        <w:t>Подъячев</w:t>
-      </w:r>
-      <w:proofErr w:type="spellEnd"/>
-      <w:r>
-        <w:t xml:space="preserve"> Владислав Алексеевич, я студент группы ИСП-21. Представляю выпускную квалификационную работу на тему: </w:t>
-      </w:r>
-      <w:r>
         <w:rPr>
-          <w:i/>
-          <w:iCs/>
+          <w:b/>
+          <w:bCs/>
         </w:rPr>
-        <w:t>«Разработка программного комплекса для оптимизации маршрутов доставки на основе алгоритма "Ближайшего соседа" и его сравнительный анализ с другими жадными алгоритмами»</w:t>
-      </w:r>
-      <w:r>
-        <w:t xml:space="preserve">. </w:t>
-      </w:r>
-    </w:p>
-    <w:p>
-      <w:r>
-        <w:t>[Слайд 2: Цель и задачи работы]</w:t>
-      </w:r>
-    </w:p>
-    <w:p>
-      <w:r>
-        <w:t xml:space="preserve">Проблема современной доставки проста: курьер должен развезти заказы максимально быстро. Делать это вручную — долго и неэффективно. Поэтому моей целью было создать удобную программу, которая строит маршруты автоматически. </w:t>
-      </w:r>
-    </w:p>
-    <w:p>
-      <w:r>
-        <w:t>Что я для этого сделал:</w:t>
-      </w:r>
-    </w:p>
-    <w:p>
-      <w:pPr>
-        <w:numPr>
-          <w:ilvl w:val="0"/>
-          <w:numId w:val="2"/>
-        </w:numPr>
-      </w:pPr>
-      <w:r>
-        <w:t xml:space="preserve">Написал всю логику и вычисления на языке Python. </w:t>
-      </w:r>
-    </w:p>
-    <w:p>
-      <w:pPr>
-        <w:numPr>
-          <w:ilvl w:val="0"/>
-          <w:numId w:val="2"/>
-        </w:numPr>
-      </w:pPr>
-      <w:r>
-        <w:t xml:space="preserve">Сделал понятный веб-интерфейс «Навигатор AI» на JavaScript, чтобы с программой было удобно работать. </w:t>
-      </w:r>
-    </w:p>
-    <w:p>
-      <w:pPr>
-        <w:numPr>
-          <w:ilvl w:val="0"/>
-          <w:numId w:val="2"/>
-        </w:numPr>
-      </w:pPr>
-      <w:r>
-        <w:t xml:space="preserve">И сравнил свой алгоритм с другими, чтобы убедиться, что выбрал лучший вариант. </w:t>
-      </w:r>
-    </w:p>
-    <w:p>
-      <w:r>
-        <w:t>[Слайд 3: Методы оптимизации]</w:t>
-      </w:r>
-    </w:p>
-    <w:p>
-      <w:r>
-        <w:t xml:space="preserve">Как программа прокладывает путь? Я использовал алгоритм «Ближайшего соседа». Его логика элементарна: курьер просто едет в самую ближнюю к нему точку, затем в ближнюю от нее — и так до конца. Это работает очень быстро. </w:t>
-      </w:r>
-    </w:p>
-    <w:p>
-      <w:r>
-        <w:t xml:space="preserve">Но у этого способа есть минус — иногда маршрут «запутывается», и на карте появляются петли и пересечения. Чтобы распутать этот клубок, я добавил в программу метод «2-opt». Он находит пересекающиеся линии и меняет участки пути местами. В итоге маршрут становится ровным и логичным, а погрешность от идеала составляет всего около 20%. </w:t>
-      </w:r>
-    </w:p>
-    <w:p>
-      <w:r>
-        <w:t>[Слайд 4: Демонстрация программы]</w:t>
-      </w:r>
-    </w:p>
-    <w:p>
-      <w:r>
-        <w:t xml:space="preserve">На экране вы видите интерфейс моей программы. Пользователь может легко добавлять адреса доставок и видеть готовый маршрут прямо на карте. Здесь показан тестовый маршрут по Москве. </w:t>
-      </w:r>
-    </w:p>
-    <w:p>
-      <w:r>
-        <w:t xml:space="preserve">Обратите внимание на цифры слева: для 16 точек доставки длина пути составила около 97 километров. Но самое главное — программа посчитала всё это всего за 35 миллисекунд! Это значит, </w:t>
-      </w:r>
-      <w:proofErr w:type="gramStart"/>
-      <w:r>
-        <w:t>что</w:t>
-      </w:r>
-      <w:proofErr w:type="gramEnd"/>
-      <w:r>
-        <w:t xml:space="preserve"> если клиент вдруг отменит заказ, диспетчер сможет перестроить маршрут курьеру за долю секунды. </w:t>
-      </w:r>
-    </w:p>
-    <w:p>
-      <w:r>
-        <w:t>[Слайд 5: Итоги]</w:t>
-      </w:r>
-    </w:p>
-    <w:p>
-      <w:r>
-        <w:t xml:space="preserve">Подведу итоги. Мое исследование показало, что алгоритм «Ближайшего соседа» — это очень быстрый и надежный инструмент для логистики. Он работает моментально, что идеально подходит для живой работы курьеров. </w:t>
-      </w:r>
-    </w:p>
-    <w:p>
-      <w:r>
-        <w:t xml:space="preserve">Моя программа полностью готова к интеграции с Яндекс Картами. Я доказал, что с помощью таких простых и понятных алгоритмов компании могут строить отличные маршруты, экономя время своих сотрудников и деньги на бензин. </w:t>
-      </w:r>
-    </w:p>
-    <w:p>
-      <w:r>
-        <w:t xml:space="preserve">У меня всё. Спасибо за внимание, готов ответить на ваши вопросы! </w:t>
+        <w:t>Слайд 1. Титульный слайд</w:t>
+      </w:r>
+    </w:p>
+    <w:p>
+      <w:r>
+        <w:t>Здравствуйте, уважаемые члены государственной экзаменационной комиссии.</w:t>
+      </w:r>
+    </w:p>
+    <w:p>
+      <w:r>
+        <w:t>Меня зовут Подъячев Владислав Алексеевич, студент группы ИСП-21 специальности «Информационные системы и программирование».</w:t>
+      </w:r>
+    </w:p>
+    <w:p>
+      <w:r>
+        <w:t>Представляю вашему вниманию дипломный проект на тему «Разработка программного комплекса для оптимизации маршрутов доставки на основе алгоритма "Ближайшего соседа" и его сравнительный анализ с другими жадными алгоритмами».</w:t>
+      </w:r>
+    </w:p>
+    <w:p>
+      <w:r>
+        <w:t>Актуальность данной темы обусловлена стремительным развитием сферы логистики и доставки товаров. Для современных компаний важным фактором является снижение транспортных расходов и времени доставки. Однако задача построения оптимального маршрута относится к числу сложных вычислительных задач, поэтому поиск точного решения при большом количестве точек требует значительных вычислительных ресурсов. В связи с этим особый интерес представляют приближённые алгоритмические методы, позволяющие получать качественные решения за короткое время.</w:t>
+      </w:r>
+    </w:p>
+    <w:p>
+      <w:r>
+        <w:pict w14:anchorId="36008DC8">
+          <v:rect id="_x0000_i1049" style="width:0;height:1.5pt" o:hralign="center" o:hrstd="t" o:hr="t" fillcolor="#a0a0a0" stroked="f"/>
+        </w:pict>
+      </w:r>
+    </w:p>
+    <w:p>
+      <w:r>
+        <w:rPr>
+          <w:b/>
+          <w:bCs/>
+        </w:rPr>
+        <w:t>Переключение на слайд 2. Цель и задачи</w:t>
+      </w:r>
+    </w:p>
+    <w:p>
+      <w:r>
+        <w:t>Целью дипломного проекта являлась разработка программного комплекса для оптимизации маршрутов доставки на основе алгоритма «Ближайшего соседа» и проведение его сравнительного анализа с другими жадными алгоритмами.</w:t>
+      </w:r>
+    </w:p>
+    <w:p>
+      <w:r>
+        <w:t>Для достижения поставленной цели были решены следующие задачи:</w:t>
+      </w:r>
+    </w:p>
+    <w:p>
+      <w:r>
+        <w:t>– проведён анализ существующих методов маршрутизации транспортных средств;</w:t>
+      </w:r>
+      <w:r>
+        <w:br/>
+        <w:t>– определены функциональные и нефункциональные требования к системе;</w:t>
+      </w:r>
+      <w:r>
+        <w:br/>
+        <w:t>– разработана архитектура программного комплекса;</w:t>
+      </w:r>
+      <w:r>
+        <w:br/>
+        <w:t>– реализован веб-интерфейс для работы с маршрутами;</w:t>
+      </w:r>
+      <w:r>
+        <w:br/>
+        <w:t>– выполнена интеграция с сервисом Яндекс Карты;</w:t>
+      </w:r>
+      <w:r>
+        <w:br/>
+        <w:t>– реализованы алгоритмы построения маршрутов и их сравнительный анализ;</w:t>
+      </w:r>
+      <w:r>
+        <w:br/>
+        <w:t>– проведено тестирование разработанной системы.</w:t>
+      </w:r>
+    </w:p>
+    <w:p>
+      <w:r>
+        <w:pict w14:anchorId="4E4C0294">
+          <v:rect id="_x0000_i1050" style="width:0;height:1.5pt" o:hralign="center" o:hrstd="t" o:hr="t" fillcolor="#a0a0a0" stroked="f"/>
+        </w:pict>
+      </w:r>
+    </w:p>
+    <w:p>
+      <w:r>
+        <w:rPr>
+          <w:b/>
+          <w:bCs/>
+        </w:rPr>
+        <w:t>Переключение на слайд 3. Логическая структура программы</w:t>
+      </w:r>
+    </w:p>
+    <w:p>
+      <w:r>
+        <w:t>На данном слайде представлена логика работы программного комплекса.</w:t>
+      </w:r>
+    </w:p>
+    <w:p>
+      <w:r>
+        <w:t>Система состоит из нескольких взаимосвязанных модулей. Модуль ввода данных позволяет добавлять точки доставки вручную, с карты или загружать демонстрационный набор данных. Далее формируется матрица расстояний между всеми точками на основе их географических координат.</w:t>
+      </w:r>
+    </w:p>
+    <w:p>
+      <w:r>
+        <w:t>После этого выполняется работа алгоритма «Ближайшего соседа», который на каждом шаге выбирает ближайшую непосещённую точку. Для повышения качества результата используется метод локальной оптимизации 2-opt, устраняющий пересечения маршрута и сокращающий его длину.</w:t>
+      </w:r>
+    </w:p>
+    <w:p>
+      <w:r>
+        <w:t>Полученные данные передаются в модуль визуализации, который отображает маршрут на Яндекс Картах и выводит статистику по расстоянию, времени расчёта и эффективности алгоритма.</w:t>
+      </w:r>
+    </w:p>
+    <w:p>
+      <w:r>
+        <w:pict w14:anchorId="550BC833">
+          <v:rect id="_x0000_i1051" style="width:0;height:1.5pt" o:hralign="center" o:hrstd="t" o:hr="t" fillcolor="#a0a0a0" stroked="f"/>
+        </w:pict>
+      </w:r>
+    </w:p>
+    <w:p>
+      <w:r>
+        <w:rPr>
+          <w:b/>
+          <w:bCs/>
+        </w:rPr>
+        <w:lastRenderedPageBreak/>
+        <w:t>Переключение на слайд 4. Интерфейс программы и результаты работы</w:t>
+      </w:r>
+    </w:p>
+    <w:p>
+      <w:r>
+        <w:t>На следующем слайде представлен интерфейс разработанного приложения.</w:t>
+      </w:r>
+    </w:p>
+    <w:p>
+      <w:r>
+        <w:t>Разработанный программный продукт предназначен для автоматизации построения маршрутов доставки. Пользователь может добавлять точки на карту, выбирать алгоритм расчёта и получать готовый маршрут в интерактивном режиме.</w:t>
+      </w:r>
+    </w:p>
+    <w:p>
+      <w:r>
+        <w:t>Программа отображает порядок объезда точек, общую длину маршрута, количество точек доставки и время выполнения вычислений. Для сравнения реализованы три варианта построения маршрутов: случайный маршрут, алгоритм «Ближайшего соседа» и алгоритм «Ближайший сосед» с последующей оптимизацией методом 2-opt.</w:t>
+      </w:r>
+    </w:p>
+    <w:p>
+      <w:r>
+        <w:t>Особенностью приложения является работа с реальными дорожными маршрутами через сервис Яндекс Карт, что делает результаты максимально приближенными к реальным условиям эксплуатации.</w:t>
+      </w:r>
+    </w:p>
+    <w:p>
+      <w:r>
+        <w:t>В ходе тестирования было установлено, что алгоритм «Ближайшего соседа» обеспечивает быстрое построение маршрута даже при большом количестве точек, а применение метода 2-opt позволяет дополнительно сократить длину маршрута и повысить качество решения.</w:t>
+      </w:r>
+    </w:p>
+    <w:p>
+      <w:r>
+        <w:pict w14:anchorId="400C1D9A">
+          <v:rect id="_x0000_i1052" style="width:0;height:1.5pt" o:hralign="center" o:hrstd="t" o:hr="t" fillcolor="#a0a0a0" stroked="f"/>
+        </w:pict>
+      </w:r>
+    </w:p>
+    <w:p>
+      <w:r>
+        <w:rPr>
+          <w:b/>
+          <w:bCs/>
+        </w:rPr>
+        <w:t>Переключение на слайд 5. Заключение</w:t>
+      </w:r>
+    </w:p>
+    <w:p>
+      <w:r>
+        <w:t>В результате выполнения дипломного проекта был разработан программный комплекс для оптимизации маршрутов доставки.</w:t>
+      </w:r>
+    </w:p>
+    <w:p>
+      <w:r>
+        <w:t>Созданное приложение позволяет автоматически рассчитывать маршруты, визуализировать их на карте и выполнять сравнительный анализ алгоритмов маршрутизации.</w:t>
+      </w:r>
+    </w:p>
+    <w:p>
+      <w:r>
+        <w:t>Разработанный программный продукт успешно протестирован, полностью работоспособен и соответствует поставленным требованиям.</w:t>
+      </w:r>
+    </w:p>
+    <w:p>
+      <w:r>
+        <w:t>В дальнейшем проект может быть расширен за счёт учёта дорожных пробок, временных окон доставки, ограничений транспортных средств и применения более сложных алгоритмов оптимизации.</w:t>
+      </w:r>
+    </w:p>
+    <w:p>
+      <w:r>
+        <w:t>Доклад окончен. Разрешите продемонстрировать работу программного комплекса?</w:t>
       </w:r>
     </w:p>
     <w:p/>
@@ -308,6 +368,155 @@
     </w:lvl>
   </w:abstractNum>
   <w:abstractNum w:abstractNumId="1" w15:restartNumberingAfterBreak="0">
+    <w:nsid w:val="5162554D"/>
+    <w:multiLevelType w:val="multilevel"/>
+    <w:tmpl w:val="8640CC9E"/>
+    <w:lvl w:ilvl="0">
+      <w:start w:val="1"/>
+      <w:numFmt w:val="bullet"/>
+      <w:lvlText w:val=""/>
+      <w:lvlJc w:val="left"/>
+      <w:pPr>
+        <w:tabs>
+          <w:tab w:val="num" w:pos="720"/>
+        </w:tabs>
+        <w:ind w:left="720" w:hanging="360"/>
+      </w:pPr>
+      <w:rPr>
+        <w:rFonts w:ascii="Symbol" w:hAnsi="Symbol" w:hint="default"/>
+        <w:sz w:val="20"/>
+      </w:rPr>
+    </w:lvl>
+    <w:lvl w:ilvl="1" w:tentative="1">
+      <w:start w:val="1"/>
+      <w:numFmt w:val="bullet"/>
+      <w:lvlText w:val="o"/>
+      <w:lvlJc w:val="left"/>
+      <w:pPr>
+        <w:tabs>
+          <w:tab w:val="num" w:pos="1440"/>
+        </w:tabs>
+        <w:ind w:left="1440" w:hanging="360"/>
+      </w:pPr>
+      <w:rPr>
+        <w:rFonts w:ascii="Courier New" w:hAnsi="Courier New" w:hint="default"/>
+        <w:sz w:val="20"/>
+      </w:rPr>
+    </w:lvl>
+    <w:lvl w:ilvl="2" w:tentative="1">
+      <w:start w:val="1"/>
+      <w:numFmt w:val="bullet"/>
+      <w:lvlText w:val=""/>
+      <w:lvlJc w:val="left"/>
+      <w:pPr>
+        <w:tabs>
+          <w:tab w:val="num" w:pos="2160"/>
+        </w:tabs>
+        <w:ind w:left="2160" w:hanging="360"/>
+      </w:pPr>
+      <w:rPr>
+        <w:rFonts w:ascii="Wingdings" w:hAnsi="Wingdings" w:hint="default"/>
+        <w:sz w:val="20"/>
+      </w:rPr>
+    </w:lvl>
+    <w:lvl w:ilvl="3" w:tentative="1">
+      <w:start w:val="1"/>
+      <w:numFmt w:val="bullet"/>
+      <w:lvlText w:val=""/>
+      <w:lvlJc w:val="left"/>
+      <w:pPr>
+        <w:tabs>
+          <w:tab w:val="num" w:pos="2880"/>
+        </w:tabs>
+        <w:ind w:left="2880" w:hanging="360"/>
+      </w:pPr>
+      <w:rPr>
+        <w:rFonts w:ascii="Wingdings" w:hAnsi="Wingdings" w:hint="default"/>
+        <w:sz w:val="20"/>
+      </w:rPr>
+    </w:lvl>
+    <w:lvl w:ilvl="4" w:tentative="1">
+      <w:start w:val="1"/>
+      <w:numFmt w:val="bullet"/>
+      <w:lvlText w:val=""/>
+      <w:lvlJc w:val="left"/>
+      <w:pPr>
+        <w:tabs>
+          <w:tab w:val="num" w:pos="3600"/>
+        </w:tabs>
+        <w:ind w:left="3600" w:hanging="360"/>
+      </w:pPr>
+      <w:rPr>
+        <w:rFonts w:ascii="Wingdings" w:hAnsi="Wingdings" w:hint="default"/>
+        <w:sz w:val="20"/>
+      </w:rPr>
+    </w:lvl>
+    <w:lvl w:ilvl="5" w:tentative="1">
+      <w:start w:val="1"/>
+      <w:numFmt w:val="bullet"/>
+      <w:lvlText w:val=""/>
+      <w:lvlJc w:val="left"/>
+      <w:pPr>
+        <w:tabs>
+          <w:tab w:val="num" w:pos="4320"/>
+        </w:tabs>
+        <w:ind w:left="4320" w:hanging="360"/>
+      </w:pPr>
+      <w:rPr>
+        <w:rFonts w:ascii="Wingdings" w:hAnsi="Wingdings" w:hint="default"/>
+        <w:sz w:val="20"/>
+      </w:rPr>
+    </w:lvl>
+    <w:lvl w:ilvl="6" w:tentative="1">
+      <w:start w:val="1"/>
+      <w:numFmt w:val="bullet"/>
+      <w:lvlText w:val=""/>
+      <w:lvlJc w:val="left"/>
+      <w:pPr>
+        <w:tabs>
+          <w:tab w:val="num" w:pos="5040"/>
+        </w:tabs>
+        <w:ind w:left="5040" w:hanging="360"/>
+      </w:pPr>
+      <w:rPr>
+        <w:rFonts w:ascii="Wingdings" w:hAnsi="Wingdings" w:hint="default"/>
+        <w:sz w:val="20"/>
+      </w:rPr>
+    </w:lvl>
+    <w:lvl w:ilvl="7" w:tentative="1">
+      <w:start w:val="1"/>
+      <w:numFmt w:val="bullet"/>
+      <w:lvlText w:val=""/>
+      <w:lvlJc w:val="left"/>
+      <w:pPr>
+        <w:tabs>
+          <w:tab w:val="num" w:pos="5760"/>
+        </w:tabs>
+        <w:ind w:left="5760" w:hanging="360"/>
+      </w:pPr>
+      <w:rPr>
+        <w:rFonts w:ascii="Wingdings" w:hAnsi="Wingdings" w:hint="default"/>
+        <w:sz w:val="20"/>
+      </w:rPr>
+    </w:lvl>
+    <w:lvl w:ilvl="8" w:tentative="1">
+      <w:start w:val="1"/>
+      <w:numFmt w:val="bullet"/>
+      <w:lvlText w:val=""/>
+      <w:lvlJc w:val="left"/>
+      <w:pPr>
+        <w:tabs>
+          <w:tab w:val="num" w:pos="6480"/>
+        </w:tabs>
+        <w:ind w:left="6480" w:hanging="360"/>
+      </w:pPr>
+      <w:rPr>
+        <w:rFonts w:ascii="Wingdings" w:hAnsi="Wingdings" w:hint="default"/>
+        <w:sz w:val="20"/>
+      </w:rPr>
+    </w:lvl>
+  </w:abstractNum>
+  <w:abstractNum w:abstractNumId="2" w15:restartNumberingAfterBreak="0">
     <w:nsid w:val="53262281"/>
     <w:multiLevelType w:val="multilevel"/>
     <w:tmpl w:val="E9C4B48C"/>
@@ -454,12 +663,131 @@
         <w:rFonts w:ascii="Wingdings" w:hAnsi="Wingdings" w:hint="default"/>
         <w:sz w:val="20"/>
       </w:rPr>
+    </w:lvl>
+  </w:abstractNum>
+  <w:abstractNum w:abstractNumId="3" w15:restartNumberingAfterBreak="0">
+    <w:nsid w:val="5EE00DD8"/>
+    <w:multiLevelType w:val="multilevel"/>
+    <w:tmpl w:val="A9F23AEA"/>
+    <w:lvl w:ilvl="0">
+      <w:start w:val="1"/>
+      <w:numFmt w:val="decimal"/>
+      <w:lvlText w:val="%1."/>
+      <w:lvlJc w:val="left"/>
+      <w:pPr>
+        <w:tabs>
+          <w:tab w:val="num" w:pos="720"/>
+        </w:tabs>
+        <w:ind w:left="720" w:hanging="360"/>
+      </w:pPr>
+    </w:lvl>
+    <w:lvl w:ilvl="1" w:tentative="1">
+      <w:start w:val="1"/>
+      <w:numFmt w:val="decimal"/>
+      <w:lvlText w:val="%2."/>
+      <w:lvlJc w:val="left"/>
+      <w:pPr>
+        <w:tabs>
+          <w:tab w:val="num" w:pos="1440"/>
+        </w:tabs>
+        <w:ind w:left="1440" w:hanging="360"/>
+      </w:pPr>
+    </w:lvl>
+    <w:lvl w:ilvl="2" w:tentative="1">
+      <w:start w:val="1"/>
+      <w:numFmt w:val="decimal"/>
+      <w:lvlText w:val="%3."/>
+      <w:lvlJc w:val="left"/>
+      <w:pPr>
+        <w:tabs>
+          <w:tab w:val="num" w:pos="2160"/>
+        </w:tabs>
+        <w:ind w:left="2160" w:hanging="360"/>
+      </w:pPr>
+    </w:lvl>
+    <w:lvl w:ilvl="3" w:tentative="1">
+      <w:start w:val="1"/>
+      <w:numFmt w:val="decimal"/>
+      <w:lvlText w:val="%4."/>
+      <w:lvlJc w:val="left"/>
+      <w:pPr>
+        <w:tabs>
+          <w:tab w:val="num" w:pos="2880"/>
+        </w:tabs>
+        <w:ind w:left="2880" w:hanging="360"/>
+      </w:pPr>
+    </w:lvl>
+    <w:lvl w:ilvl="4" w:tentative="1">
+      <w:start w:val="1"/>
+      <w:numFmt w:val="decimal"/>
+      <w:lvlText w:val="%5."/>
+      <w:lvlJc w:val="left"/>
+      <w:pPr>
+        <w:tabs>
+          <w:tab w:val="num" w:pos="3600"/>
+        </w:tabs>
+        <w:ind w:left="3600" w:hanging="360"/>
+      </w:pPr>
+    </w:lvl>
+    <w:lvl w:ilvl="5" w:tentative="1">
+      <w:start w:val="1"/>
+      <w:numFmt w:val="decimal"/>
+      <w:lvlText w:val="%6."/>
+      <w:lvlJc w:val="left"/>
+      <w:pPr>
+        <w:tabs>
+          <w:tab w:val="num" w:pos="4320"/>
+        </w:tabs>
+        <w:ind w:left="4320" w:hanging="360"/>
+      </w:pPr>
+    </w:lvl>
+    <w:lvl w:ilvl="6" w:tentative="1">
+      <w:start w:val="1"/>
+      <w:numFmt w:val="decimal"/>
+      <w:lvlText w:val="%7."/>
+      <w:lvlJc w:val="left"/>
+      <w:pPr>
+        <w:tabs>
+          <w:tab w:val="num" w:pos="5040"/>
+        </w:tabs>
+        <w:ind w:left="5040" w:hanging="360"/>
+      </w:pPr>
+    </w:lvl>
+    <w:lvl w:ilvl="7" w:tentative="1">
+      <w:start w:val="1"/>
+      <w:numFmt w:val="decimal"/>
+      <w:lvlText w:val="%8."/>
+      <w:lvlJc w:val="left"/>
+      <w:pPr>
+        <w:tabs>
+          <w:tab w:val="num" w:pos="5760"/>
+        </w:tabs>
+        <w:ind w:left="5760" w:hanging="360"/>
+      </w:pPr>
+    </w:lvl>
+    <w:lvl w:ilvl="8" w:tentative="1">
+      <w:start w:val="1"/>
+      <w:numFmt w:val="decimal"/>
+      <w:lvlText w:val="%9."/>
+      <w:lvlJc w:val="left"/>
+      <w:pPr>
+        <w:tabs>
+          <w:tab w:val="num" w:pos="6480"/>
+        </w:tabs>
+        <w:ind w:left="6480" w:hanging="360"/>
+      </w:pPr>
     </w:lvl>
   </w:abstractNum>
   <w:num w:numId="1" w16cid:durableId="233972022">
     <w:abstractNumId w:val="0"/>
   </w:num>
   <w:num w:numId="2" w16cid:durableId="2079355077">
+    <w:abstractNumId w:val="2"/>
+  </w:num>
+  <w:num w:numId="3" w16cid:durableId="1482304736">
+    <w:abstractNumId w:val="3"/>
+  </w:num>
+  <w:num w:numId="4" w16cid:durableId="569192491">
     <w:abstractNumId w:val="1"/>
   </w:num>
 </w:numbering>
